--- a/clients/cbl/crowdstrike/monthly/2026-03/CBL-CrowdStrike-Activity-2026-03.docx
+++ b/clients/cbl/crowdstrike/monthly/2026-03/CBL-CrowdStrike-Activity-2026-03.docx
@@ -95,7 +95,7 @@
       <w:tr>
         <w:tc>
           <w:tcPr>
-            <w:tcW w:type="dxa" w:w="3744"/>
+            <w:tcW w:type="dxa" w:w="3528"/>
             <w:tcBorders>
               <w:top w:val="nil"/>
               <w:left w:val="nil"/>
@@ -133,7 +133,7 @@
         </w:tc>
         <w:tc>
           <w:tcPr>
-            <w:tcW w:type="dxa" w:w="3744"/>
+            <w:tcW w:type="dxa" w:w="3528"/>
             <w:tcBorders>
               <w:top w:val="nil"/>
               <w:left w:val="nil"/>
@@ -1939,7 +1939,7 @@
         </w:tc>
         <w:tc>
           <w:tcPr>
-            <w:tcW w:type="dxa" w:w="2592"/>
+            <w:tcW w:type="dxa" w:w="2448"/>
             <w:shd w:val="clear" w:color="auto" w:fill="006DB6"/>
             <w:tcBorders>
               <w:top w:val="single" w:sz="4" w:color="E9ECEF"/>
@@ -1966,7 +1966,7 @@
         </w:tc>
         <w:tc>
           <w:tcPr>
-            <w:tcW w:type="dxa" w:w="1872"/>
+            <w:tcW w:type="dxa" w:w="1728"/>
             <w:shd w:val="clear" w:color="auto" w:fill="006DB6"/>
             <w:tcBorders>
               <w:top w:val="single" w:sz="4" w:color="E9ECEF"/>
@@ -1993,7 +1993,7 @@
         </w:tc>
         <w:tc>
           <w:tcPr>
-            <w:tcW w:type="dxa" w:w="1872"/>
+            <w:tcW w:type="dxa" w:w="1728"/>
             <w:shd w:val="clear" w:color="auto" w:fill="006DB6"/>
             <w:tcBorders>
               <w:top w:val="single" w:sz="4" w:color="E9ECEF"/>
@@ -2069,7 +2069,7 @@
                 <w:color w:val="59595B"/>
                 <w:sz w:val="19"/>
               </w:rPr>
-              <w:t>2026-03-21</w:t>
+              <w:t>—</w:t>
             </w:r>
           </w:p>
         </w:tc>
@@ -2101,7 +2101,7 @@
         </w:tc>
         <w:tc>
           <w:tcPr>
-            <w:tcW w:type="dxa" w:w="2592"/>
+            <w:tcW w:type="dxa" w:w="2448"/>
             <w:tcBorders>
               <w:top w:val="single" w:sz="4" w:color="E9ECEF"/>
               <w:left w:val="single" w:sz="4" w:color="E9ECEF"/>
@@ -2127,7 +2127,7 @@
         </w:tc>
         <w:tc>
           <w:tcPr>
-            <w:tcW w:type="dxa" w:w="1872"/>
+            <w:tcW w:type="dxa" w:w="1728"/>
             <w:tcBorders>
               <w:top w:val="single" w:sz="4" w:color="E9ECEF"/>
               <w:left w:val="single" w:sz="4" w:color="E9ECEF"/>
@@ -2153,7 +2153,7 @@
         </w:tc>
         <w:tc>
           <w:tcPr>
-            <w:tcW w:type="dxa" w:w="1872"/>
+            <w:tcW w:type="dxa" w:w="1728"/>
             <w:tcBorders>
               <w:top w:val="single" w:sz="4" w:color="E9ECEF"/>
               <w:left w:val="single" w:sz="4" w:color="E9ECEF"/>
@@ -2228,7 +2228,7 @@
                 <w:color w:val="59595B"/>
                 <w:sz w:val="19"/>
               </w:rPr>
-              <w:t>2026-03-23</w:t>
+              <w:t>—</w:t>
             </w:r>
           </w:p>
         </w:tc>
@@ -2261,7 +2261,7 @@
         </w:tc>
         <w:tc>
           <w:tcPr>
-            <w:tcW w:type="dxa" w:w="2592"/>
+            <w:tcW w:type="dxa" w:w="2448"/>
             <w:shd w:val="clear" w:color="auto" w:fill="F8F9FA"/>
             <w:tcBorders>
               <w:top w:val="single" w:sz="4" w:color="E9ECEF"/>
@@ -2288,7 +2288,7 @@
         </w:tc>
         <w:tc>
           <w:tcPr>
-            <w:tcW w:type="dxa" w:w="1872"/>
+            <w:tcW w:type="dxa" w:w="1728"/>
             <w:shd w:val="clear" w:color="auto" w:fill="F8F9FA"/>
             <w:tcBorders>
               <w:top w:val="single" w:sz="4" w:color="E9ECEF"/>
@@ -2315,7 +2315,7 @@
         </w:tc>
         <w:tc>
           <w:tcPr>
-            <w:tcW w:type="dxa" w:w="1872"/>
+            <w:tcW w:type="dxa" w:w="1728"/>
             <w:shd w:val="clear" w:color="auto" w:fill="F8F9FA"/>
             <w:tcBorders>
               <w:top w:val="single" w:sz="4" w:color="E9ECEF"/>
@@ -2391,7 +2391,7 @@
                 <w:color w:val="59595B"/>
                 <w:sz w:val="19"/>
               </w:rPr>
-              <w:t>2026-03-31</w:t>
+              <w:t>—</w:t>
             </w:r>
           </w:p>
         </w:tc>
@@ -2423,7 +2423,7 @@
         </w:tc>
         <w:tc>
           <w:tcPr>
-            <w:tcW w:type="dxa" w:w="2592"/>
+            <w:tcW w:type="dxa" w:w="2448"/>
             <w:tcBorders>
               <w:top w:val="single" w:sz="4" w:color="E9ECEF"/>
               <w:left w:val="single" w:sz="4" w:color="E9ECEF"/>
@@ -2449,7 +2449,7 @@
         </w:tc>
         <w:tc>
           <w:tcPr>
-            <w:tcW w:type="dxa" w:w="1872"/>
+            <w:tcW w:type="dxa" w:w="1728"/>
             <w:tcBorders>
               <w:top w:val="single" w:sz="4" w:color="E9ECEF"/>
               <w:left w:val="single" w:sz="4" w:color="E9ECEF"/>
@@ -2475,7 +2475,7 @@
         </w:tc>
         <w:tc>
           <w:tcPr>
-            <w:tcW w:type="dxa" w:w="1872"/>
+            <w:tcW w:type="dxa" w:w="1728"/>
             <w:tcBorders>
               <w:top w:val="single" w:sz="4" w:color="E9ECEF"/>
               <w:left w:val="single" w:sz="4" w:color="E9ECEF"/>
@@ -2550,7 +2550,7 @@
                 <w:color w:val="59595B"/>
                 <w:sz w:val="19"/>
               </w:rPr>
-              <w:t>2026-03-31</w:t>
+              <w:t>—</w:t>
             </w:r>
           </w:p>
         </w:tc>
@@ -2583,7 +2583,7 @@
         </w:tc>
         <w:tc>
           <w:tcPr>
-            <w:tcW w:type="dxa" w:w="2592"/>
+            <w:tcW w:type="dxa" w:w="2448"/>
             <w:shd w:val="clear" w:color="auto" w:fill="F8F9FA"/>
             <w:tcBorders>
               <w:top w:val="single" w:sz="4" w:color="E9ECEF"/>
@@ -2610,7 +2610,7 @@
         </w:tc>
         <w:tc>
           <w:tcPr>
-            <w:tcW w:type="dxa" w:w="1872"/>
+            <w:tcW w:type="dxa" w:w="1728"/>
             <w:shd w:val="clear" w:color="auto" w:fill="F8F9FA"/>
             <w:tcBorders>
               <w:top w:val="single" w:sz="4" w:color="E9ECEF"/>
@@ -2637,7 +2637,7 @@
         </w:tc>
         <w:tc>
           <w:tcPr>
-            <w:tcW w:type="dxa" w:w="1872"/>
+            <w:tcW w:type="dxa" w:w="1728"/>
             <w:shd w:val="clear" w:color="auto" w:fill="F8F9FA"/>
             <w:tcBorders>
               <w:top w:val="single" w:sz="4" w:color="E9ECEF"/>
@@ -2713,7 +2713,7 @@
                 <w:color w:val="59595B"/>
                 <w:sz w:val="19"/>
               </w:rPr>
-              <w:t>2026-03-31</w:t>
+              <w:t>—</w:t>
             </w:r>
           </w:p>
         </w:tc>
@@ -2745,7 +2745,7 @@
         </w:tc>
         <w:tc>
           <w:tcPr>
-            <w:tcW w:type="dxa" w:w="2592"/>
+            <w:tcW w:type="dxa" w:w="2448"/>
             <w:tcBorders>
               <w:top w:val="single" w:sz="4" w:color="E9ECEF"/>
               <w:left w:val="single" w:sz="4" w:color="E9ECEF"/>
@@ -2771,7 +2771,7 @@
         </w:tc>
         <w:tc>
           <w:tcPr>
-            <w:tcW w:type="dxa" w:w="1872"/>
+            <w:tcW w:type="dxa" w:w="1728"/>
             <w:tcBorders>
               <w:top w:val="single" w:sz="4" w:color="E9ECEF"/>
               <w:left w:val="single" w:sz="4" w:color="E9ECEF"/>
@@ -2797,7 +2797,7 @@
         </w:tc>
         <w:tc>
           <w:tcPr>
-            <w:tcW w:type="dxa" w:w="1872"/>
+            <w:tcW w:type="dxa" w:w="1728"/>
             <w:tcBorders>
               <w:top w:val="single" w:sz="4" w:color="E9ECEF"/>
               <w:left w:val="single" w:sz="4" w:color="E9ECEF"/>
@@ -2872,7 +2872,7 @@
                 <w:color w:val="59595B"/>
                 <w:sz w:val="19"/>
               </w:rPr>
-              <w:t>2026-03-16</w:t>
+              <w:t>—</w:t>
             </w:r>
           </w:p>
         </w:tc>
@@ -2905,7 +2905,7 @@
         </w:tc>
         <w:tc>
           <w:tcPr>
-            <w:tcW w:type="dxa" w:w="2592"/>
+            <w:tcW w:type="dxa" w:w="2448"/>
             <w:shd w:val="clear" w:color="auto" w:fill="F8F9FA"/>
             <w:tcBorders>
               <w:top w:val="single" w:sz="4" w:color="E9ECEF"/>
@@ -2932,7 +2932,7 @@
         </w:tc>
         <w:tc>
           <w:tcPr>
-            <w:tcW w:type="dxa" w:w="1872"/>
+            <w:tcW w:type="dxa" w:w="1728"/>
             <w:shd w:val="clear" w:color="auto" w:fill="F8F9FA"/>
             <w:tcBorders>
               <w:top w:val="single" w:sz="4" w:color="E9ECEF"/>
@@ -2959,7 +2959,7 @@
         </w:tc>
         <w:tc>
           <w:tcPr>
-            <w:tcW w:type="dxa" w:w="1872"/>
+            <w:tcW w:type="dxa" w:w="1728"/>
             <w:shd w:val="clear" w:color="auto" w:fill="F8F9FA"/>
             <w:tcBorders>
               <w:top w:val="single" w:sz="4" w:color="E9ECEF"/>
@@ -3035,7 +3035,7 @@
                 <w:color w:val="59595B"/>
                 <w:sz w:val="19"/>
               </w:rPr>
-              <w:t>2026-03-21</w:t>
+              <w:t>—</w:t>
             </w:r>
           </w:p>
         </w:tc>
@@ -3067,7 +3067,7 @@
         </w:tc>
         <w:tc>
           <w:tcPr>
-            <w:tcW w:type="dxa" w:w="2592"/>
+            <w:tcW w:type="dxa" w:w="2448"/>
             <w:tcBorders>
               <w:top w:val="single" w:sz="4" w:color="E9ECEF"/>
               <w:left w:val="single" w:sz="4" w:color="E9ECEF"/>
@@ -3093,7 +3093,7 @@
         </w:tc>
         <w:tc>
           <w:tcPr>
-            <w:tcW w:type="dxa" w:w="1872"/>
+            <w:tcW w:type="dxa" w:w="1728"/>
             <w:tcBorders>
               <w:top w:val="single" w:sz="4" w:color="E9ECEF"/>
               <w:left w:val="single" w:sz="4" w:color="E9ECEF"/>
@@ -3119,7 +3119,7 @@
         </w:tc>
         <w:tc>
           <w:tcPr>
-            <w:tcW w:type="dxa" w:w="1872"/>
+            <w:tcW w:type="dxa" w:w="1728"/>
             <w:tcBorders>
               <w:top w:val="single" w:sz="4" w:color="E9ECEF"/>
               <w:left w:val="single" w:sz="4" w:color="E9ECEF"/>
@@ -3194,7 +3194,7 @@
                 <w:color w:val="59595B"/>
                 <w:sz w:val="19"/>
               </w:rPr>
-              <w:t>2026-03-09</w:t>
+              <w:t>—</w:t>
             </w:r>
           </w:p>
         </w:tc>
@@ -3227,7 +3227,7 @@
         </w:tc>
         <w:tc>
           <w:tcPr>
-            <w:tcW w:type="dxa" w:w="2592"/>
+            <w:tcW w:type="dxa" w:w="2448"/>
             <w:shd w:val="clear" w:color="auto" w:fill="F8F9FA"/>
             <w:tcBorders>
               <w:top w:val="single" w:sz="4" w:color="E9ECEF"/>
@@ -3254,7 +3254,7 @@
         </w:tc>
         <w:tc>
           <w:tcPr>
-            <w:tcW w:type="dxa" w:w="1872"/>
+            <w:tcW w:type="dxa" w:w="1728"/>
             <w:shd w:val="clear" w:color="auto" w:fill="F8F9FA"/>
             <w:tcBorders>
               <w:top w:val="single" w:sz="4" w:color="E9ECEF"/>
@@ -3281,7 +3281,7 @@
         </w:tc>
         <w:tc>
           <w:tcPr>
-            <w:tcW w:type="dxa" w:w="1872"/>
+            <w:tcW w:type="dxa" w:w="1728"/>
             <w:shd w:val="clear" w:color="auto" w:fill="F8F9FA"/>
             <w:tcBorders>
               <w:top w:val="single" w:sz="4" w:color="E9ECEF"/>
@@ -3357,7 +3357,7 @@
                 <w:color w:val="59595B"/>
                 <w:sz w:val="19"/>
               </w:rPr>
-              <w:t>2026-03-16</w:t>
+              <w:t>—</w:t>
             </w:r>
           </w:p>
         </w:tc>
@@ -3389,7 +3389,7 @@
         </w:tc>
         <w:tc>
           <w:tcPr>
-            <w:tcW w:type="dxa" w:w="2592"/>
+            <w:tcW w:type="dxa" w:w="2448"/>
             <w:tcBorders>
               <w:top w:val="single" w:sz="4" w:color="E9ECEF"/>
               <w:left w:val="single" w:sz="4" w:color="E9ECEF"/>
@@ -3415,7 +3415,7 @@
         </w:tc>
         <w:tc>
           <w:tcPr>
-            <w:tcW w:type="dxa" w:w="1872"/>
+            <w:tcW w:type="dxa" w:w="1728"/>
             <w:tcBorders>
               <w:top w:val="single" w:sz="4" w:color="E9ECEF"/>
               <w:left w:val="single" w:sz="4" w:color="E9ECEF"/>
@@ -3441,7 +3441,7 @@
         </w:tc>
         <w:tc>
           <w:tcPr>
-            <w:tcW w:type="dxa" w:w="1872"/>
+            <w:tcW w:type="dxa" w:w="1728"/>
             <w:tcBorders>
               <w:top w:val="single" w:sz="4" w:color="E9ECEF"/>
               <w:left w:val="single" w:sz="4" w:color="E9ECEF"/>
@@ -3516,7 +3516,7 @@
                 <w:color w:val="59595B"/>
                 <w:sz w:val="19"/>
               </w:rPr>
-              <w:t>2026-03-16</w:t>
+              <w:t>—</w:t>
             </w:r>
           </w:p>
         </w:tc>
@@ -3549,7 +3549,7 @@
         </w:tc>
         <w:tc>
           <w:tcPr>
-            <w:tcW w:type="dxa" w:w="2592"/>
+            <w:tcW w:type="dxa" w:w="2448"/>
             <w:shd w:val="clear" w:color="auto" w:fill="F8F9FA"/>
             <w:tcBorders>
               <w:top w:val="single" w:sz="4" w:color="E9ECEF"/>
@@ -3576,7 +3576,7 @@
         </w:tc>
         <w:tc>
           <w:tcPr>
-            <w:tcW w:type="dxa" w:w="1872"/>
+            <w:tcW w:type="dxa" w:w="1728"/>
             <w:shd w:val="clear" w:color="auto" w:fill="F8F9FA"/>
             <w:tcBorders>
               <w:top w:val="single" w:sz="4" w:color="E9ECEF"/>
@@ -3603,7 +3603,7 @@
         </w:tc>
         <w:tc>
           <w:tcPr>
-            <w:tcW w:type="dxa" w:w="1872"/>
+            <w:tcW w:type="dxa" w:w="1728"/>
             <w:shd w:val="clear" w:color="auto" w:fill="F8F9FA"/>
             <w:tcBorders>
               <w:top w:val="single" w:sz="4" w:color="E9ECEF"/>
@@ -3679,7 +3679,7 @@
                 <w:color w:val="59595B"/>
                 <w:sz w:val="19"/>
               </w:rPr>
-              <w:t>2026-03-23</w:t>
+              <w:t>—</w:t>
             </w:r>
           </w:p>
         </w:tc>
@@ -3711,7 +3711,7 @@
         </w:tc>
         <w:tc>
           <w:tcPr>
-            <w:tcW w:type="dxa" w:w="2592"/>
+            <w:tcW w:type="dxa" w:w="2448"/>
             <w:tcBorders>
               <w:top w:val="single" w:sz="4" w:color="E9ECEF"/>
               <w:left w:val="single" w:sz="4" w:color="E9ECEF"/>
@@ -3737,7 +3737,7 @@
         </w:tc>
         <w:tc>
           <w:tcPr>
-            <w:tcW w:type="dxa" w:w="1872"/>
+            <w:tcW w:type="dxa" w:w="1728"/>
             <w:tcBorders>
               <w:top w:val="single" w:sz="4" w:color="E9ECEF"/>
               <w:left w:val="single" w:sz="4" w:color="E9ECEF"/>
@@ -3763,7 +3763,7 @@
         </w:tc>
         <w:tc>
           <w:tcPr>
-            <w:tcW w:type="dxa" w:w="1872"/>
+            <w:tcW w:type="dxa" w:w="1728"/>
             <w:tcBorders>
               <w:top w:val="single" w:sz="4" w:color="E9ECEF"/>
               <w:left w:val="single" w:sz="4" w:color="E9ECEF"/>
@@ -3838,7 +3838,7 @@
                 <w:color w:val="59595B"/>
                 <w:sz w:val="19"/>
               </w:rPr>
-              <w:t>2026-03-21</w:t>
+              <w:t>—</w:t>
             </w:r>
           </w:p>
         </w:tc>
@@ -3871,7 +3871,7 @@
         </w:tc>
         <w:tc>
           <w:tcPr>
-            <w:tcW w:type="dxa" w:w="2592"/>
+            <w:tcW w:type="dxa" w:w="2448"/>
             <w:shd w:val="clear" w:color="auto" w:fill="F8F9FA"/>
             <w:tcBorders>
               <w:top w:val="single" w:sz="4" w:color="E9ECEF"/>
@@ -3898,7 +3898,7 @@
         </w:tc>
         <w:tc>
           <w:tcPr>
-            <w:tcW w:type="dxa" w:w="1872"/>
+            <w:tcW w:type="dxa" w:w="1728"/>
             <w:shd w:val="clear" w:color="auto" w:fill="F8F9FA"/>
             <w:tcBorders>
               <w:top w:val="single" w:sz="4" w:color="E9ECEF"/>
@@ -3925,7 +3925,7 @@
         </w:tc>
         <w:tc>
           <w:tcPr>
-            <w:tcW w:type="dxa" w:w="1872"/>
+            <w:tcW w:type="dxa" w:w="1728"/>
             <w:shd w:val="clear" w:color="auto" w:fill="F8F9FA"/>
             <w:tcBorders>
               <w:top w:val="single" w:sz="4" w:color="E9ECEF"/>
@@ -4001,7 +4001,7 @@
                 <w:color w:val="59595B"/>
                 <w:sz w:val="19"/>
               </w:rPr>
-              <w:t>2026-03-23</w:t>
+              <w:t>—</w:t>
             </w:r>
           </w:p>
         </w:tc>
@@ -4033,7 +4033,7 @@
         </w:tc>
         <w:tc>
           <w:tcPr>
-            <w:tcW w:type="dxa" w:w="2592"/>
+            <w:tcW w:type="dxa" w:w="2448"/>
             <w:tcBorders>
               <w:top w:val="single" w:sz="4" w:color="E9ECEF"/>
               <w:left w:val="single" w:sz="4" w:color="E9ECEF"/>
@@ -4059,7 +4059,7 @@
         </w:tc>
         <w:tc>
           <w:tcPr>
-            <w:tcW w:type="dxa" w:w="1872"/>
+            <w:tcW w:type="dxa" w:w="1728"/>
             <w:tcBorders>
               <w:top w:val="single" w:sz="4" w:color="E9ECEF"/>
               <w:left w:val="single" w:sz="4" w:color="E9ECEF"/>
@@ -4085,7 +4085,7 @@
         </w:tc>
         <w:tc>
           <w:tcPr>
-            <w:tcW w:type="dxa" w:w="1872"/>
+            <w:tcW w:type="dxa" w:w="1728"/>
             <w:tcBorders>
               <w:top w:val="single" w:sz="4" w:color="E9ECEF"/>
               <w:left w:val="single" w:sz="4" w:color="E9ECEF"/>
@@ -4160,7 +4160,7 @@
                 <w:color w:val="59595B"/>
                 <w:sz w:val="19"/>
               </w:rPr>
-              <w:t>2026-03-16</w:t>
+              <w:t>—</w:t>
             </w:r>
           </w:p>
         </w:tc>
@@ -4193,7 +4193,7 @@
         </w:tc>
         <w:tc>
           <w:tcPr>
-            <w:tcW w:type="dxa" w:w="2592"/>
+            <w:tcW w:type="dxa" w:w="2448"/>
             <w:shd w:val="clear" w:color="auto" w:fill="F8F9FA"/>
             <w:tcBorders>
               <w:top w:val="single" w:sz="4" w:color="E9ECEF"/>
@@ -4220,7 +4220,7 @@
         </w:tc>
         <w:tc>
           <w:tcPr>
-            <w:tcW w:type="dxa" w:w="1872"/>
+            <w:tcW w:type="dxa" w:w="1728"/>
             <w:shd w:val="clear" w:color="auto" w:fill="F8F9FA"/>
             <w:tcBorders>
               <w:top w:val="single" w:sz="4" w:color="E9ECEF"/>
@@ -4247,7 +4247,7 @@
         </w:tc>
         <w:tc>
           <w:tcPr>
-            <w:tcW w:type="dxa" w:w="1872"/>
+            <w:tcW w:type="dxa" w:w="1728"/>
             <w:shd w:val="clear" w:color="auto" w:fill="F8F9FA"/>
             <w:tcBorders>
               <w:top w:val="single" w:sz="4" w:color="E9ECEF"/>
@@ -4323,7 +4323,7 @@
                 <w:color w:val="59595B"/>
                 <w:sz w:val="19"/>
               </w:rPr>
-              <w:t>2026-03-23</w:t>
+              <w:t>—</w:t>
             </w:r>
           </w:p>
         </w:tc>
@@ -4355,7 +4355,7 @@
         </w:tc>
         <w:tc>
           <w:tcPr>
-            <w:tcW w:type="dxa" w:w="2592"/>
+            <w:tcW w:type="dxa" w:w="2448"/>
             <w:tcBorders>
               <w:top w:val="single" w:sz="4" w:color="E9ECEF"/>
               <w:left w:val="single" w:sz="4" w:color="E9ECEF"/>
@@ -4381,7 +4381,7 @@
         </w:tc>
         <w:tc>
           <w:tcPr>
-            <w:tcW w:type="dxa" w:w="1872"/>
+            <w:tcW w:type="dxa" w:w="1728"/>
             <w:tcBorders>
               <w:top w:val="single" w:sz="4" w:color="E9ECEF"/>
               <w:left w:val="single" w:sz="4" w:color="E9ECEF"/>
@@ -4407,7 +4407,7 @@
         </w:tc>
         <w:tc>
           <w:tcPr>
-            <w:tcW w:type="dxa" w:w="1872"/>
+            <w:tcW w:type="dxa" w:w="1728"/>
             <w:tcBorders>
               <w:top w:val="single" w:sz="4" w:color="E9ECEF"/>
               <w:left w:val="single" w:sz="4" w:color="E9ECEF"/>
@@ -4482,7 +4482,7 @@
                 <w:color w:val="59595B"/>
                 <w:sz w:val="19"/>
               </w:rPr>
-              <w:t>2026-03-10</w:t>
+              <w:t>—</w:t>
             </w:r>
           </w:p>
         </w:tc>
@@ -4515,7 +4515,7 @@
         </w:tc>
         <w:tc>
           <w:tcPr>
-            <w:tcW w:type="dxa" w:w="2592"/>
+            <w:tcW w:type="dxa" w:w="2448"/>
             <w:shd w:val="clear" w:color="auto" w:fill="F8F9FA"/>
             <w:tcBorders>
               <w:top w:val="single" w:sz="4" w:color="E9ECEF"/>
@@ -4542,7 +4542,7 @@
         </w:tc>
         <w:tc>
           <w:tcPr>
-            <w:tcW w:type="dxa" w:w="1872"/>
+            <w:tcW w:type="dxa" w:w="1728"/>
             <w:shd w:val="clear" w:color="auto" w:fill="F8F9FA"/>
             <w:tcBorders>
               <w:top w:val="single" w:sz="4" w:color="E9ECEF"/>
@@ -4569,7 +4569,7 @@
         </w:tc>
         <w:tc>
           <w:tcPr>
-            <w:tcW w:type="dxa" w:w="1872"/>
+            <w:tcW w:type="dxa" w:w="1728"/>
             <w:shd w:val="clear" w:color="auto" w:fill="F8F9FA"/>
             <w:tcBorders>
               <w:top w:val="single" w:sz="4" w:color="E9ECEF"/>
@@ -4645,7 +4645,7 @@
                 <w:color w:val="59595B"/>
                 <w:sz w:val="19"/>
               </w:rPr>
-              <w:t>2026-03-09</w:t>
+              <w:t>—</w:t>
             </w:r>
           </w:p>
         </w:tc>
@@ -4677,7 +4677,7 @@
         </w:tc>
         <w:tc>
           <w:tcPr>
-            <w:tcW w:type="dxa" w:w="2592"/>
+            <w:tcW w:type="dxa" w:w="2448"/>
             <w:tcBorders>
               <w:top w:val="single" w:sz="4" w:color="E9ECEF"/>
               <w:left w:val="single" w:sz="4" w:color="E9ECEF"/>
@@ -4703,7 +4703,7 @@
         </w:tc>
         <w:tc>
           <w:tcPr>
-            <w:tcW w:type="dxa" w:w="1872"/>
+            <w:tcW w:type="dxa" w:w="1728"/>
             <w:tcBorders>
               <w:top w:val="single" w:sz="4" w:color="E9ECEF"/>
               <w:left w:val="single" w:sz="4" w:color="E9ECEF"/>
@@ -4729,7 +4729,7 @@
         </w:tc>
         <w:tc>
           <w:tcPr>
-            <w:tcW w:type="dxa" w:w="1872"/>
+            <w:tcW w:type="dxa" w:w="1728"/>
             <w:tcBorders>
               <w:top w:val="single" w:sz="4" w:color="E9ECEF"/>
               <w:left w:val="single" w:sz="4" w:color="E9ECEF"/>
@@ -4804,7 +4804,7 @@
                 <w:color w:val="59595B"/>
                 <w:sz w:val="19"/>
               </w:rPr>
-              <w:t>2026-03-01</w:t>
+              <w:t>—</w:t>
             </w:r>
           </w:p>
         </w:tc>
@@ -4837,7 +4837,7 @@
         </w:tc>
         <w:tc>
           <w:tcPr>
-            <w:tcW w:type="dxa" w:w="2592"/>
+            <w:tcW w:type="dxa" w:w="2448"/>
             <w:shd w:val="clear" w:color="auto" w:fill="F8F9FA"/>
             <w:tcBorders>
               <w:top w:val="single" w:sz="4" w:color="E9ECEF"/>
@@ -4864,7 +4864,7 @@
         </w:tc>
         <w:tc>
           <w:tcPr>
-            <w:tcW w:type="dxa" w:w="1872"/>
+            <w:tcW w:type="dxa" w:w="1728"/>
             <w:shd w:val="clear" w:color="auto" w:fill="F8F9FA"/>
             <w:tcBorders>
               <w:top w:val="single" w:sz="4" w:color="E9ECEF"/>
@@ -4891,7 +4891,7 @@
         </w:tc>
         <w:tc>
           <w:tcPr>
-            <w:tcW w:type="dxa" w:w="1872"/>
+            <w:tcW w:type="dxa" w:w="1728"/>
             <w:shd w:val="clear" w:color="auto" w:fill="F8F9FA"/>
             <w:tcBorders>
               <w:top w:val="single" w:sz="4" w:color="E9ECEF"/>
@@ -4967,7 +4967,7 @@
                 <w:color w:val="59595B"/>
                 <w:sz w:val="19"/>
               </w:rPr>
-              <w:t>2026-03-09</w:t>
+              <w:t>—</w:t>
             </w:r>
           </w:p>
         </w:tc>
@@ -4999,7 +4999,7 @@
         </w:tc>
         <w:tc>
           <w:tcPr>
-            <w:tcW w:type="dxa" w:w="2592"/>
+            <w:tcW w:type="dxa" w:w="2448"/>
             <w:tcBorders>
               <w:top w:val="single" w:sz="4" w:color="E9ECEF"/>
               <w:left w:val="single" w:sz="4" w:color="E9ECEF"/>
@@ -5025,7 +5025,7 @@
         </w:tc>
         <w:tc>
           <w:tcPr>
-            <w:tcW w:type="dxa" w:w="1872"/>
+            <w:tcW w:type="dxa" w:w="1728"/>
             <w:tcBorders>
               <w:top w:val="single" w:sz="4" w:color="E9ECEF"/>
               <w:left w:val="single" w:sz="4" w:color="E9ECEF"/>
@@ -5051,7 +5051,7 @@
         </w:tc>
         <w:tc>
           <w:tcPr>
-            <w:tcW w:type="dxa" w:w="1872"/>
+            <w:tcW w:type="dxa" w:w="1728"/>
             <w:tcBorders>
               <w:top w:val="single" w:sz="4" w:color="E9ECEF"/>
               <w:left w:val="single" w:sz="4" w:color="E9ECEF"/>
@@ -5126,7 +5126,7 @@
                 <w:color w:val="59595B"/>
                 <w:sz w:val="19"/>
               </w:rPr>
-              <w:t>2026-03-01</w:t>
+              <w:t>—</w:t>
             </w:r>
           </w:p>
         </w:tc>
@@ -5159,7 +5159,7 @@
         </w:tc>
         <w:tc>
           <w:tcPr>
-            <w:tcW w:type="dxa" w:w="2592"/>
+            <w:tcW w:type="dxa" w:w="2448"/>
             <w:shd w:val="clear" w:color="auto" w:fill="F8F9FA"/>
             <w:tcBorders>
               <w:top w:val="single" w:sz="4" w:color="E9ECEF"/>
@@ -5186,7 +5186,7 @@
         </w:tc>
         <w:tc>
           <w:tcPr>
-            <w:tcW w:type="dxa" w:w="1872"/>
+            <w:tcW w:type="dxa" w:w="1728"/>
             <w:shd w:val="clear" w:color="auto" w:fill="F8F9FA"/>
             <w:tcBorders>
               <w:top w:val="single" w:sz="4" w:color="E9ECEF"/>
@@ -5213,7 +5213,7 @@
         </w:tc>
         <w:tc>
           <w:tcPr>
-            <w:tcW w:type="dxa" w:w="1872"/>
+            <w:tcW w:type="dxa" w:w="1728"/>
             <w:shd w:val="clear" w:color="auto" w:fill="F8F9FA"/>
             <w:tcBorders>
               <w:top w:val="single" w:sz="4" w:color="E9ECEF"/>
@@ -5289,7 +5289,7 @@
                 <w:color w:val="59595B"/>
                 <w:sz w:val="19"/>
               </w:rPr>
-              <w:t>2026-03-01</w:t>
+              <w:t>—</w:t>
             </w:r>
           </w:p>
         </w:tc>
@@ -5321,7 +5321,7 @@
         </w:tc>
         <w:tc>
           <w:tcPr>
-            <w:tcW w:type="dxa" w:w="2592"/>
+            <w:tcW w:type="dxa" w:w="2448"/>
             <w:tcBorders>
               <w:top w:val="single" w:sz="4" w:color="E9ECEF"/>
               <w:left w:val="single" w:sz="4" w:color="E9ECEF"/>
@@ -5347,7 +5347,7 @@
         </w:tc>
         <w:tc>
           <w:tcPr>
-            <w:tcW w:type="dxa" w:w="1872"/>
+            <w:tcW w:type="dxa" w:w="1728"/>
             <w:tcBorders>
               <w:top w:val="single" w:sz="4" w:color="E9ECEF"/>
               <w:left w:val="single" w:sz="4" w:color="E9ECEF"/>
@@ -5373,7 +5373,7 @@
         </w:tc>
         <w:tc>
           <w:tcPr>
-            <w:tcW w:type="dxa" w:w="1872"/>
+            <w:tcW w:type="dxa" w:w="1728"/>
             <w:tcBorders>
               <w:top w:val="single" w:sz="4" w:color="E9ECEF"/>
               <w:left w:val="single" w:sz="4" w:color="E9ECEF"/>
@@ -5448,7 +5448,7 @@
                 <w:color w:val="59595B"/>
                 <w:sz w:val="19"/>
               </w:rPr>
-              <w:t>2026-03-01</w:t>
+              <w:t>—</w:t>
             </w:r>
           </w:p>
         </w:tc>
@@ -5481,7 +5481,7 @@
         </w:tc>
         <w:tc>
           <w:tcPr>
-            <w:tcW w:type="dxa" w:w="2592"/>
+            <w:tcW w:type="dxa" w:w="2448"/>
             <w:shd w:val="clear" w:color="auto" w:fill="F8F9FA"/>
             <w:tcBorders>
               <w:top w:val="single" w:sz="4" w:color="E9ECEF"/>
@@ -5508,7 +5508,7 @@
         </w:tc>
         <w:tc>
           <w:tcPr>
-            <w:tcW w:type="dxa" w:w="1872"/>
+            <w:tcW w:type="dxa" w:w="1728"/>
             <w:shd w:val="clear" w:color="auto" w:fill="F8F9FA"/>
             <w:tcBorders>
               <w:top w:val="single" w:sz="4" w:color="E9ECEF"/>
@@ -5535,7 +5535,7 @@
         </w:tc>
         <w:tc>
           <w:tcPr>
-            <w:tcW w:type="dxa" w:w="1872"/>
+            <w:tcW w:type="dxa" w:w="1728"/>
             <w:shd w:val="clear" w:color="auto" w:fill="F8F9FA"/>
             <w:tcBorders>
               <w:top w:val="single" w:sz="4" w:color="E9ECEF"/>
@@ -5611,7 +5611,7 @@
                 <w:color w:val="59595B"/>
                 <w:sz w:val="19"/>
               </w:rPr>
-              <w:t>2026-03-01</w:t>
+              <w:t>—</w:t>
             </w:r>
           </w:p>
         </w:tc>
@@ -5643,7 +5643,7 @@
         </w:tc>
         <w:tc>
           <w:tcPr>
-            <w:tcW w:type="dxa" w:w="2592"/>
+            <w:tcW w:type="dxa" w:w="2448"/>
             <w:tcBorders>
               <w:top w:val="single" w:sz="4" w:color="E9ECEF"/>
               <w:left w:val="single" w:sz="4" w:color="E9ECEF"/>
@@ -5669,7 +5669,7 @@
         </w:tc>
         <w:tc>
           <w:tcPr>
-            <w:tcW w:type="dxa" w:w="1872"/>
+            <w:tcW w:type="dxa" w:w="1728"/>
             <w:tcBorders>
               <w:top w:val="single" w:sz="4" w:color="E9ECEF"/>
               <w:left w:val="single" w:sz="4" w:color="E9ECEF"/>
@@ -5695,7 +5695,7 @@
         </w:tc>
         <w:tc>
           <w:tcPr>
-            <w:tcW w:type="dxa" w:w="1872"/>
+            <w:tcW w:type="dxa" w:w="1728"/>
             <w:tcBorders>
               <w:top w:val="single" w:sz="4" w:color="E9ECEF"/>
               <w:left w:val="single" w:sz="4" w:color="E9ECEF"/>
@@ -5770,7 +5770,7 @@
                 <w:color w:val="59595B"/>
                 <w:sz w:val="19"/>
               </w:rPr>
-              <w:t>2026-03-01</w:t>
+              <w:t>—</w:t>
             </w:r>
           </w:p>
         </w:tc>
@@ -5803,7 +5803,7 @@
         </w:tc>
         <w:tc>
           <w:tcPr>
-            <w:tcW w:type="dxa" w:w="2592"/>
+            <w:tcW w:type="dxa" w:w="2448"/>
             <w:shd w:val="clear" w:color="auto" w:fill="F8F9FA"/>
             <w:tcBorders>
               <w:top w:val="single" w:sz="4" w:color="E9ECEF"/>
@@ -5830,7 +5830,7 @@
         </w:tc>
         <w:tc>
           <w:tcPr>
-            <w:tcW w:type="dxa" w:w="1872"/>
+            <w:tcW w:type="dxa" w:w="1728"/>
             <w:shd w:val="clear" w:color="auto" w:fill="F8F9FA"/>
             <w:tcBorders>
               <w:top w:val="single" w:sz="4" w:color="E9ECEF"/>
@@ -5857,7 +5857,7 @@
         </w:tc>
         <w:tc>
           <w:tcPr>
-            <w:tcW w:type="dxa" w:w="1872"/>
+            <w:tcW w:type="dxa" w:w="1728"/>
             <w:shd w:val="clear" w:color="auto" w:fill="F8F9FA"/>
             <w:tcBorders>
               <w:top w:val="single" w:sz="4" w:color="E9ECEF"/>
@@ -5933,7 +5933,7 @@
                 <w:color w:val="59595B"/>
                 <w:sz w:val="19"/>
               </w:rPr>
-              <w:t>2026-03-01</w:t>
+              <w:t>—</w:t>
             </w:r>
           </w:p>
         </w:tc>
@@ -5965,7 +5965,7 @@
         </w:tc>
         <w:tc>
           <w:tcPr>
-            <w:tcW w:type="dxa" w:w="2592"/>
+            <w:tcW w:type="dxa" w:w="2448"/>
             <w:tcBorders>
               <w:top w:val="single" w:sz="4" w:color="E9ECEF"/>
               <w:left w:val="single" w:sz="4" w:color="E9ECEF"/>
@@ -5991,7 +5991,7 @@
         </w:tc>
         <w:tc>
           <w:tcPr>
-            <w:tcW w:type="dxa" w:w="1872"/>
+            <w:tcW w:type="dxa" w:w="1728"/>
             <w:tcBorders>
               <w:top w:val="single" w:sz="4" w:color="E9ECEF"/>
               <w:left w:val="single" w:sz="4" w:color="E9ECEF"/>
@@ -6017,7 +6017,7 @@
         </w:tc>
         <w:tc>
           <w:tcPr>
-            <w:tcW w:type="dxa" w:w="1872"/>
+            <w:tcW w:type="dxa" w:w="1728"/>
             <w:tcBorders>
               <w:top w:val="single" w:sz="4" w:color="E9ECEF"/>
               <w:left w:val="single" w:sz="4" w:color="E9ECEF"/>
@@ -6092,7 +6092,7 @@
                 <w:color w:val="59595B"/>
                 <w:sz w:val="19"/>
               </w:rPr>
-              <w:t>2026-03-01</w:t>
+              <w:t>—</w:t>
             </w:r>
           </w:p>
         </w:tc>
@@ -6125,7 +6125,7 @@
         </w:tc>
         <w:tc>
           <w:tcPr>
-            <w:tcW w:type="dxa" w:w="2592"/>
+            <w:tcW w:type="dxa" w:w="2448"/>
             <w:shd w:val="clear" w:color="auto" w:fill="F8F9FA"/>
             <w:tcBorders>
               <w:top w:val="single" w:sz="4" w:color="E9ECEF"/>
@@ -6152,7 +6152,7 @@
         </w:tc>
         <w:tc>
           <w:tcPr>
-            <w:tcW w:type="dxa" w:w="1872"/>
+            <w:tcW w:type="dxa" w:w="1728"/>
             <w:shd w:val="clear" w:color="auto" w:fill="F8F9FA"/>
             <w:tcBorders>
               <w:top w:val="single" w:sz="4" w:color="E9ECEF"/>
@@ -6179,7 +6179,7 @@
         </w:tc>
         <w:tc>
           <w:tcPr>
-            <w:tcW w:type="dxa" w:w="1872"/>
+            <w:tcW w:type="dxa" w:w="1728"/>
             <w:shd w:val="clear" w:color="auto" w:fill="F8F9FA"/>
             <w:tcBorders>
               <w:top w:val="single" w:sz="4" w:color="E9ECEF"/>
@@ -6475,6 +6475,78 @@
                 <w:color w:val="006DB6"/>
                 <w:sz w:val="28"/>
               </w:rPr>
+              <w:t xml:space="preserve">  Industry News &amp; Vendor Innovations</w:t>
+            </w:r>
+          </w:p>
+        </w:tc>
+      </w:tr>
+    </w:tbl>
+    <w:p>
+      <w:pPr>
+        <w:spacing w:after="160"/>
+      </w:pPr>
+      <w:r>
+        <w:rPr>
+          <w:rFonts w:ascii="Open Sans" w:hAnsi="Open Sans"/>
+          <w:b w:val="0"/>
+          <w:i w:val="0"/>
+          <w:color w:val="59595B"/>
+          <w:sz w:val="22"/>
+        </w:rPr>
+        <w:t>CrowdStrike announced no major platform changes this month. Routine detection-content updates and sensor improvements continued to roll out automatically. Technijian tracks CrowdStrike's release notes monthly so future updates land in this section as they're published.</w:t>
+      </w:r>
+    </w:p>
+    <w:p/>
+    <w:tbl>
+      <w:tblPr>
+        <w:tblW w:type="auto" w:w="0"/>
+        <w:tblLayout w:type="fixed"/>
+        <w:tblLook w:firstColumn="1" w:firstRow="1" w:lastColumn="0" w:lastRow="0" w:noHBand="0" w:noVBand="1" w:val="04A0"/>
+      </w:tblPr>
+      <w:tblGrid>
+        <w:gridCol w:w="94"/>
+        <w:gridCol w:w="8976"/>
+      </w:tblGrid>
+      <w:tr>
+        <w:tc>
+          <w:tcPr>
+            <w:tcW w:type="dxa" w:w="94"/>
+            <w:shd w:val="clear" w:color="auto" w:fill="006DB6"/>
+            <w:tcBorders>
+              <w:top w:val="nil"/>
+              <w:left w:val="nil"/>
+              <w:bottom w:val="nil"/>
+              <w:right w:val="nil"/>
+              <w:insideH w:val="nil"/>
+              <w:insideV w:val="nil"/>
+            </w:tcBorders>
+          </w:tcPr>
+          <w:p/>
+        </w:tc>
+        <w:tc>
+          <w:tcPr>
+            <w:tcW w:type="dxa" w:w="8976"/>
+            <w:tcBorders>
+              <w:top w:val="nil"/>
+              <w:left w:val="nil"/>
+              <w:bottom w:val="nil"/>
+              <w:right w:val="nil"/>
+              <w:insideH w:val="nil"/>
+              <w:insideV w:val="nil"/>
+            </w:tcBorders>
+          </w:tcPr>
+          <w:p>
+            <w:pPr>
+              <w:spacing w:before="80" w:after="80"/>
+            </w:pPr>
+            <w:r>
+              <w:rPr>
+                <w:rFonts w:ascii="Open Sans" w:hAnsi="Open Sans"/>
+                <w:b/>
+                <w:i w:val="0"/>
+                <w:color w:val="006DB6"/>
+                <w:sz w:val="28"/>
+              </w:rPr>
               <w:t xml:space="preserve">  Recommendations</w:t>
             </w:r>
           </w:p>
@@ -6669,7 +6741,7 @@
                 <w:color w:val="59595B"/>
                 <w:sz w:val="19"/>
               </w:rPr>
-              <w:t>2026-03-16</w:t>
+              <w:t>—</w:t>
             </w:r>
           </w:p>
         </w:tc>
@@ -6802,7 +6874,7 @@
                 <w:color w:val="59595B"/>
                 <w:sz w:val="19"/>
               </w:rPr>
-              <w:t>2026-03-16</w:t>
+              <w:t>—</w:t>
             </w:r>
           </w:p>
         </w:tc>
@@ -6938,7 +7010,7 @@
                 <w:color w:val="59595B"/>
                 <w:sz w:val="19"/>
               </w:rPr>
-              <w:t>2026-03-09</w:t>
+              <w:t>—</w:t>
             </w:r>
           </w:p>
         </w:tc>
@@ -7071,7 +7143,7 @@
                 <w:color w:val="59595B"/>
                 <w:sz w:val="19"/>
               </w:rPr>
-              <w:t>2026-03-01</w:t>
+              <w:t>—</w:t>
             </w:r>
           </w:p>
         </w:tc>
@@ -7207,7 +7279,7 @@
                 <w:color w:val="59595B"/>
                 <w:sz w:val="19"/>
               </w:rPr>
-              <w:t>2026-03-01</w:t>
+              <w:t>—</w:t>
             </w:r>
           </w:p>
         </w:tc>
@@ -7340,7 +7412,7 @@
                 <w:color w:val="59595B"/>
                 <w:sz w:val="19"/>
               </w:rPr>
-              <w:t>2026-03-01</w:t>
+              <w:t>—</w:t>
             </w:r>
           </w:p>
         </w:tc>
@@ -7476,7 +7548,7 @@
                 <w:color w:val="59595B"/>
                 <w:sz w:val="19"/>
               </w:rPr>
-              <w:t>2026-03-01</w:t>
+              <w:t>—</w:t>
             </w:r>
           </w:p>
         </w:tc>
@@ -7609,7 +7681,7 @@
                 <w:color w:val="59595B"/>
                 <w:sz w:val="19"/>
               </w:rPr>
-              <w:t>2026-03-01</w:t>
+              <w:t>—</w:t>
             </w:r>
           </w:p>
         </w:tc>
@@ -7735,7 +7807,7 @@
           <w:color w:val="59595B"/>
           <w:sz w:val="22"/>
         </w:rPr>
-        <w:t>Recommended action: work with your Technijian contact to review each open Critical/High alert, confirm no further attacker activity is present, and close or suppress confirmed false positives.</w:t>
+        <w:t>Recommended action: email support@technijian.com to review each open Critical/High alert with our team, confirm no further attacker activity is present, and close or suppress confirmed false positives.</w:t>
       </w:r>
     </w:p>
     <w:p/>
@@ -7766,7 +7838,184 @@
           <w:color w:val="59595B"/>
           <w:sz w:val="22"/>
         </w:rPr>
-        <w:t>The CrowdStrike daily pull scheduled task has not yet been registered on the Technijian monitoring workstation. Once registered, future reports will include full endpoint inventory with sensor version, OS distribution, and check-in age analysis. Contact your Technijian account manager to schedule this one-time setup step.</w:t>
+        <w:t>The CrowdStrike daily pull scheduled task has not yet been registered on the Technijian monitoring workstation. Once registered, future reports will include full endpoint inventory with sensor version, OS distribution, and check-in age analysis. Email support@technijian.com to schedule this one-time setup step.</w:t>
+      </w:r>
+    </w:p>
+    <w:p/>
+    <w:tbl>
+      <w:tblPr>
+        <w:tblW w:type="auto" w:w="0"/>
+        <w:tblLayout w:type="fixed"/>
+        <w:tblLook w:firstColumn="1" w:firstRow="1" w:lastColumn="0" w:lastRow="0" w:noHBand="0" w:noVBand="1" w:val="04A0"/>
+      </w:tblPr>
+      <w:tblGrid>
+        <w:gridCol w:w="94"/>
+        <w:gridCol w:w="8976"/>
+      </w:tblGrid>
+      <w:tr>
+        <w:tc>
+          <w:tcPr>
+            <w:tcW w:type="dxa" w:w="94"/>
+            <w:shd w:val="clear" w:color="auto" w:fill="006DB6"/>
+            <w:tcBorders>
+              <w:top w:val="nil"/>
+              <w:left w:val="nil"/>
+              <w:bottom w:val="nil"/>
+              <w:right w:val="nil"/>
+              <w:insideH w:val="nil"/>
+              <w:insideV w:val="nil"/>
+            </w:tcBorders>
+          </w:tcPr>
+          <w:p/>
+        </w:tc>
+        <w:tc>
+          <w:tcPr>
+            <w:tcW w:type="dxa" w:w="8976"/>
+            <w:tcBorders>
+              <w:top w:val="nil"/>
+              <w:left w:val="nil"/>
+              <w:bottom w:val="nil"/>
+              <w:right w:val="nil"/>
+              <w:insideH w:val="nil"/>
+              <w:insideV w:val="nil"/>
+            </w:tcBorders>
+          </w:tcPr>
+          <w:p>
+            <w:pPr>
+              <w:spacing w:before="80" w:after="80"/>
+            </w:pPr>
+            <w:r>
+              <w:rPr>
+                <w:rFonts w:ascii="Open Sans" w:hAnsi="Open Sans"/>
+                <w:b/>
+                <w:i w:val="0"/>
+                <w:color w:val="006DB6"/>
+                <w:sz w:val="28"/>
+              </w:rPr>
+              <w:t xml:space="preserve">  How This Protection Works</w:t>
+            </w:r>
+          </w:p>
+        </w:tc>
+      </w:tr>
+    </w:tbl>
+    <w:p>
+      <w:pPr>
+        <w:spacing w:after="160"/>
+      </w:pPr>
+      <w:r>
+        <w:rPr>
+          <w:rFonts w:ascii="Open Sans" w:hAnsi="Open Sans"/>
+          <w:b w:val="0"/>
+          <w:i w:val="0"/>
+          <w:color w:val="59595B"/>
+          <w:sz w:val="22"/>
+        </w:rPr>
+        <w:t>Your endpoints are protected by a layered security stack — CrowdStrike Falcon and Huntress working alongside each other — chosen and managed by Technijian as an MSP best-practice configuration. Here's what each piece does and why we run both.</w:t>
+      </w:r>
+    </w:p>
+    <w:p>
+      <w:pPr>
+        <w:spacing w:after="160"/>
+      </w:pPr>
+      <w:r>
+        <w:rPr>
+          <w:rFonts w:ascii="Open Sans" w:hAnsi="Open Sans"/>
+          <w:b/>
+          <w:i w:val="0"/>
+          <w:color w:val="1A1A2E"/>
+          <w:sz w:val="24"/>
+        </w:rPr>
+        <w:t>CrowdStrike Falcon: AI-driven EDR with the Falcon Overwatch SOC</w:t>
+      </w:r>
+    </w:p>
+    <w:p>
+      <w:pPr>
+        <w:spacing w:after="160"/>
+      </w:pPr>
+      <w:r>
+        <w:rPr>
+          <w:rFonts w:ascii="Open Sans" w:hAnsi="Open Sans"/>
+          <w:b w:val="0"/>
+          <w:i w:val="0"/>
+          <w:color w:val="59595B"/>
+          <w:sz w:val="22"/>
+        </w:rPr>
+        <w:t>CrowdStrike Falcon is the EDR (Endpoint Detection and Response) layer. Falcon's behavioral AI inspects every process, network connection, and file operation on your endpoints in real time and stops identified threats before they can execute. On top of the AI, CrowdStrike's Falcon Overwatch managed-threat-hunting team — the same elite NOC that protects Fortune 500s and government agencies — watches your environment 24×7 looking for the kind of slow, low-and-slow adversary tradecraft that automated detection alone can miss. Overwatch hunters reach out directly when they see something that needs immediate action.</w:t>
+      </w:r>
+    </w:p>
+    <w:p>
+      <w:pPr>
+        <w:spacing w:after="160"/>
+      </w:pPr>
+      <w:r>
+        <w:rPr>
+          <w:rFonts w:ascii="Open Sans" w:hAnsi="Open Sans"/>
+          <w:b/>
+          <w:i w:val="0"/>
+          <w:color w:val="1A1A2E"/>
+          <w:sz w:val="24"/>
+        </w:rPr>
+        <w:t>Huntress: managed detection &amp; response with a 24×7 SOC</w:t>
+      </w:r>
+    </w:p>
+    <w:p>
+      <w:pPr>
+        <w:spacing w:after="160"/>
+      </w:pPr>
+      <w:r>
+        <w:rPr>
+          <w:rFonts w:ascii="Open Sans" w:hAnsi="Open Sans"/>
+          <w:b w:val="0"/>
+          <w:i w:val="0"/>
+          <w:color w:val="59595B"/>
+          <w:sz w:val="22"/>
+        </w:rPr>
+        <w:t>Huntress runs its own Security Operations Center staffed with threat hunters who review every signal that fires on your endpoints around the clock — not just nights and weekends, but 24×7×365. When the Huntress agent flags suspicious behavior (persistence mechanisms, process injection, credential abuse, known-bad files), the activity is examined by Huntress threat hunters BEFORE it ever reaches Technijian. False positives are filtered out at the source so that what does reach our team is signal, not noise. When Huntress sees something that needs attention, they coordinate response with Technijian and provide guided remediation playbooks.</w:t>
+      </w:r>
+    </w:p>
+    <w:p>
+      <w:pPr>
+        <w:spacing w:after="160"/>
+      </w:pPr>
+      <w:r>
+        <w:rPr>
+          <w:rFonts w:ascii="Open Sans" w:hAnsi="Open Sans"/>
+          <w:b/>
+          <w:i w:val="0"/>
+          <w:color w:val="1A1A2E"/>
+          <w:sz w:val="24"/>
+        </w:rPr>
+        <w:t>Why both? Defense in depth.</w:t>
+      </w:r>
+    </w:p>
+    <w:p>
+      <w:pPr>
+        <w:spacing w:after="160"/>
+      </w:pPr>
+      <w:r>
+        <w:rPr>
+          <w:rFonts w:ascii="Open Sans" w:hAnsi="Open Sans"/>
+          <w:b w:val="0"/>
+          <w:i w:val="0"/>
+          <w:color w:val="59595B"/>
+          <w:sz w:val="22"/>
+        </w:rPr>
+        <w:t>CrowdStrike and Huntress are deliberately complementary. CrowdStrike's Falcon is industry-leading nation-state-grade EDR with the broadest telemetry collection and the most mature threat-intel feed in the market. Huntress is tuned for the SMB and mid-market threat landscape — phishing-driven footholds, persistence tradecraft, credential theft, and the kinds of attacks that target managed-service customers. They use different detection styles, different telemetry sources, and different threat-intelligence pipelines.</w:t>
+      </w:r>
+    </w:p>
+    <w:p>
+      <w:pPr>
+        <w:spacing w:after="160"/>
+      </w:pPr>
+      <w:r>
+        <w:rPr>
+          <w:rFonts w:ascii="Open Sans" w:hAnsi="Open Sans"/>
+          <w:b w:val="0"/>
+          <w:i w:val="0"/>
+          <w:color w:val="59595B"/>
+          <w:sz w:val="22"/>
+        </w:rPr>
+        <w:t>Running them together gives your endpoints two independent sets of expert eyes — CrowdStrike's Overwatch team and Huntress's SOC — both watching 24×7. If one platform misses something, the other is extremely likely to catch it. This redundant, layered approach is the configuration Technijian recommends as best-in-class endpoint protection for clients who can't afford a security incident.</w:t>
       </w:r>
     </w:p>
     <w:p/>

--- a/clients/cbl/crowdstrike/monthly/2026-03/CBL-CrowdStrike-Activity-2026-03.docx
+++ b/clients/cbl/crowdstrike/monthly/2026-03/CBL-CrowdStrike-Activity-2026-03.docx
@@ -7892,6 +7892,201 @@
                 <w:color w:val="006DB6"/>
                 <w:sz w:val="28"/>
               </w:rPr>
+              <w:t xml:space="preserve">  Compliance Alignment</w:t>
+            </w:r>
+          </w:p>
+        </w:tc>
+      </w:tr>
+    </w:tbl>
+    <w:p>
+      <w:pPr>
+        <w:spacing w:after="160"/>
+      </w:pPr>
+      <w:r>
+        <w:rPr>
+          <w:rFonts w:ascii="Open Sans" w:hAnsi="Open Sans"/>
+          <w:b w:val="0"/>
+          <w:i w:val="0"/>
+          <w:color w:val="59595B"/>
+          <w:sz w:val="22"/>
+        </w:rPr>
+        <w:t>This client's industry classification is Financial Services. Based on that classification, the data Technijian's stack is helping protect is most likely characterized as: NPI / PCI.</w:t>
+      </w:r>
+    </w:p>
+    <w:p>
+      <w:pPr>
+        <w:spacing w:after="160"/>
+      </w:pPr>
+      <w:r>
+        <w:rPr>
+          <w:rFonts w:ascii="Open Sans" w:hAnsi="Open Sans"/>
+          <w:b w:val="0"/>
+          <w:i w:val="0"/>
+          <w:color w:val="59595B"/>
+          <w:sz w:val="21"/>
+        </w:rPr>
+        <w:t>Financial-services clients handle non-public personal information (NPI) and payment data. GLBA Safeguards Rule requires a written information-security program. SOC 2 Type II is increasingly the de-facto standard for vendor diligence. PCI DSS applies wherever cards are accepted (including custodial fee processing).</w:t>
+      </w:r>
+    </w:p>
+    <w:p>
+      <w:pPr>
+        <w:spacing w:after="160"/>
+      </w:pPr>
+      <w:r>
+        <w:rPr>
+          <w:rFonts w:ascii="Open Sans" w:hAnsi="Open Sans"/>
+          <w:b/>
+          <w:i w:val="0"/>
+          <w:color w:val="1A1A2E"/>
+          <w:sz w:val="22"/>
+        </w:rPr>
+        <w:t>How Technijian's monitoring stack supports each framework:</w:t>
+      </w:r>
+    </w:p>
+    <w:p>
+      <w:pPr>
+        <w:pStyle w:val="ListBullet"/>
+        <w:spacing w:after="80"/>
+      </w:pPr>
+      <w:r>
+        <w:rPr>
+          <w:rFonts w:ascii="Open Sans" w:hAnsi="Open Sans"/>
+          <w:b/>
+          <w:i w:val="0"/>
+          <w:color w:val="1A1A2E"/>
+          <w:sz w:val="22"/>
+        </w:rPr>
+        <w:t xml:space="preserve">SOC 2: </w:t>
+      </w:r>
+      <w:r>
+        <w:rPr>
+          <w:rFonts w:ascii="Open Sans" w:hAnsi="Open Sans"/>
+          <w:b w:val="0"/>
+          <w:i w:val="0"/>
+          <w:color w:val="59595B"/>
+          <w:sz w:val="22"/>
+        </w:rPr>
+        <w:t>continuous monitoring, change tracking, patch evidence, and incident logs are produced monthly so SOC 2 Type II auditors can sample directly from the artifacts Technijian already generates.</w:t>
+      </w:r>
+    </w:p>
+    <w:p>
+      <w:pPr>
+        <w:pStyle w:val="ListBullet"/>
+        <w:spacing w:after="80"/>
+      </w:pPr>
+      <w:r>
+        <w:rPr>
+          <w:rFonts w:ascii="Open Sans" w:hAnsi="Open Sans"/>
+          <w:b/>
+          <w:i w:val="0"/>
+          <w:color w:val="1A1A2E"/>
+          <w:sz w:val="22"/>
+        </w:rPr>
+        <w:t xml:space="preserve">GLBA: </w:t>
+      </w:r>
+      <w:r>
+        <w:rPr>
+          <w:rFonts w:ascii="Open Sans" w:hAnsi="Open Sans"/>
+          <w:b w:val="0"/>
+          <w:i w:val="0"/>
+          <w:color w:val="59595B"/>
+          <w:sz w:val="22"/>
+        </w:rPr>
+        <w:t>endpoint protection plus role-based access enforcement help satisfy the GLBA Safeguards Rule's information-security program requirements (16 CFR §314).</w:t>
+      </w:r>
+    </w:p>
+    <w:p>
+      <w:pPr>
+        <w:pStyle w:val="ListBullet"/>
+        <w:spacing w:after="80"/>
+      </w:pPr>
+      <w:r>
+        <w:rPr>
+          <w:rFonts w:ascii="Open Sans" w:hAnsi="Open Sans"/>
+          <w:b/>
+          <w:i w:val="0"/>
+          <w:color w:val="1A1A2E"/>
+          <w:sz w:val="22"/>
+        </w:rPr>
+        <w:t xml:space="preserve">PCI DSS: </w:t>
+      </w:r>
+      <w:r>
+        <w:rPr>
+          <w:rFonts w:ascii="Open Sans" w:hAnsi="Open Sans"/>
+          <w:b w:val="0"/>
+          <w:i w:val="0"/>
+          <w:color w:val="59595B"/>
+          <w:sz w:val="22"/>
+        </w:rPr>
+        <w:t>system patching, anti-malware, and continuous vulnerability monitoring satisfy PCI DSS 4.0 Requirements 5, 6, 11, and 12. Technijian's monthly reports are the audit evidence.</w:t>
+      </w:r>
+    </w:p>
+    <w:p>
+      <w:pPr>
+        <w:spacing w:after="160"/>
+      </w:pPr>
+      <w:r>
+        <w:rPr>
+          <w:rFonts w:ascii="Open Sans" w:hAnsi="Open Sans"/>
+          <w:b w:val="0"/>
+          <w:i w:val="0"/>
+          <w:color w:val="59595B"/>
+          <w:sz w:val="19"/>
+        </w:rPr>
+        <w:t>This classification was generated automatically from the client's name and contact-domain signals. If the industry or compliance scope shown here doesn't match your operations, please reply to this report and we'll update the classification — Technijian's team can also produce a deeper compliance-posture report on request.</w:t>
+      </w:r>
+    </w:p>
+    <w:p/>
+    <w:tbl>
+      <w:tblPr>
+        <w:tblW w:type="auto" w:w="0"/>
+        <w:tblLayout w:type="fixed"/>
+        <w:tblLook w:firstColumn="1" w:firstRow="1" w:lastColumn="0" w:lastRow="0" w:noHBand="0" w:noVBand="1" w:val="04A0"/>
+      </w:tblPr>
+      <w:tblGrid>
+        <w:gridCol w:w="94"/>
+        <w:gridCol w:w="8976"/>
+      </w:tblGrid>
+      <w:tr>
+        <w:tc>
+          <w:tcPr>
+            <w:tcW w:type="dxa" w:w="94"/>
+            <w:shd w:val="clear" w:color="auto" w:fill="006DB6"/>
+            <w:tcBorders>
+              <w:top w:val="nil"/>
+              <w:left w:val="nil"/>
+              <w:bottom w:val="nil"/>
+              <w:right w:val="nil"/>
+              <w:insideH w:val="nil"/>
+              <w:insideV w:val="nil"/>
+            </w:tcBorders>
+          </w:tcPr>
+          <w:p/>
+        </w:tc>
+        <w:tc>
+          <w:tcPr>
+            <w:tcW w:type="dxa" w:w="8976"/>
+            <w:tcBorders>
+              <w:top w:val="nil"/>
+              <w:left w:val="nil"/>
+              <w:bottom w:val="nil"/>
+              <w:right w:val="nil"/>
+              <w:insideH w:val="nil"/>
+              <w:insideV w:val="nil"/>
+            </w:tcBorders>
+          </w:tcPr>
+          <w:p>
+            <w:pPr>
+              <w:spacing w:before="80" w:after="80"/>
+            </w:pPr>
+            <w:r>
+              <w:rPr>
+                <w:rFonts w:ascii="Open Sans" w:hAnsi="Open Sans"/>
+                <w:b/>
+                <w:i w:val="0"/>
+                <w:color w:val="006DB6"/>
+                <w:sz w:val="28"/>
+              </w:rPr>
               <w:t xml:space="preserve">  How This Protection Works</w:t>
             </w:r>
           </w:p>
